--- a/templates/Пропуск_индивидуальный.docx
+++ b/templates/Пропуск_индивидуальный.docx
@@ -21,7 +21,7 @@
     </w:p>
     <w:p>
       <w:pPr>
-        <w:spacing w:after="0" w:line="240" w:lineRule="auto"/>
+        <w:spacing w:before="240" w:after="0" w:line="240" w:lineRule="auto"/>
         <w:rPr>
           <w:lang w:val="ru-RU"/>
         </w:rPr>
@@ -33,6 +33,14 @@
           <w:lang w:val="ru-RU"/>
         </w:rPr>
         <w:t xml:space="preserve">Область, район, объект: </w:t>
+      </w:r>
+      <w:r>
+        <w:rPr>
+          <w:rFonts w:ascii="Times New Roman" w:hAnsi="Times New Roman"/>
+          <w:sz w:val="24"/>
+          <w:lang w:val="ru-RU"/>
+        </w:rPr>
+        <w:t xml:space="preserve">Гомельская область, </w:t>
       </w:r>
       <w:r>
         <w:rPr>
@@ -91,7 +99,7 @@
     </w:p>
     <w:p>
       <w:pPr>
-        <w:spacing w:after="0" w:line="240" w:lineRule="auto"/>
+        <w:spacing w:before="240" w:after="0" w:line="240" w:lineRule="auto"/>
         <w:rPr>
           <w:lang w:val="ru-RU"/>
         </w:rPr>
@@ -208,7 +216,7 @@
     </w:p>
     <w:p>
       <w:pPr>
-        <w:spacing w:after="0" w:line="240" w:lineRule="auto"/>
+        <w:spacing w:before="240" w:after="0" w:line="240" w:lineRule="auto"/>
         <w:rPr>
           <w:lang w:val="ru-RU"/>
         </w:rPr>
@@ -247,7 +255,7 @@
     </w:p>
     <w:p>
       <w:pPr>
-        <w:spacing w:after="0" w:line="240" w:lineRule="auto"/>
+        <w:spacing w:before="240" w:after="0" w:line="240" w:lineRule="auto"/>
         <w:rPr>
           <w:lang w:val="ru-RU"/>
         </w:rPr>
@@ -317,15 +325,7 @@
     </w:p>
     <w:p>
       <w:pPr>
-        <w:spacing w:before="120"/>
-        <w:rPr>
-          <w:lang w:val="ru-RU"/>
-        </w:rPr>
-      </w:pPr>
-    </w:p>
-    <w:p>
-      <w:pPr>
-        <w:spacing w:after="0" w:line="240" w:lineRule="auto"/>
+        <w:spacing w:before="240" w:after="0" w:line="240" w:lineRule="auto"/>
         <w:rPr>
           <w:lang w:val="ru-RU"/>
         </w:rPr>
